--- a/Deepa_Palaniappan_CV_2026.docx
+++ b/Deepa_Palaniappan_CV_2026.docx
@@ -308,7 +308,7 @@
           <w:color w:val="1F2937"/>
           <w:sz w:val="21"/>
         </w:rPr>
-        <w:t>Assistant Professor, then Consultant — Office of Disability Inclusion, Azim Premji University</w:t>
+        <w:t>Assistant Professor, then Consultant</w:t>
       </w:r>
     </w:p>
     <w:p>
@@ -322,7 +322,7 @@
           <w:color w:val="4B5563"/>
           <w:sz w:val="18"/>
         </w:rPr>
-        <w:t>Assistant Professor Dec 2022 to Jul 2025; Consultant Jul 2025 to present</w:t>
+        <w:t>Office of Disability Inclusion, Azim Premji University  ·  Assistant Professor Dec 2022 to Jul 2025; Consultant Jul 2025 to present</w:t>
       </w:r>
     </w:p>
     <w:p>
@@ -374,7 +374,7 @@
           <w:color w:val="1F2937"/>
           <w:sz w:val="21"/>
         </w:rPr>
-        <w:t>Consultant — World Health Organization HQ, Disability Unit, Geneva (two assignments)</w:t>
+        <w:t>Consultant</w:t>
       </w:r>
     </w:p>
     <w:p>
@@ -388,7 +388,7 @@
           <w:color w:val="4B5563"/>
           <w:sz w:val="18"/>
         </w:rPr>
-        <w:t>Oct 2021 to Sep 2022; Aug 2023 to Dec 2023</w:t>
+        <w:t>World Health Organization HQ, Disability Unit, Geneva (two assignments)  ·  Oct 2021 to Sep 2022; Aug 2023 to Dec 2023</w:t>
       </w:r>
     </w:p>
     <w:p>
@@ -407,7 +407,24 @@
           <w:b w:val="0"/>
           <w:sz w:val="21"/>
         </w:rPr>
-        <w:t>Contributed to the WHO Global Report on Health Equity for Persons with Disabilities (2022): scoping review on health emergencies and disability, and analysis of disability inclusion in national health and disability policies.</w:t>
+        <w:t xml:space="preserve">Named contributor to the </w:t>
+      </w:r>
+      <w:hyperlink r:id="rId9">
+        <w:r>
+          <w:rPr>
+            <w:color w:val="1E40AF"/>
+            <w:u w:val="single"/>
+            <w:sz w:val="21"/>
+          </w:rPr>
+          <w:t xml:space="preserve">WHO Global Report on Health Equity for Persons with Disabilities (2022)</w:t>
+        </w:r>
+      </w:hyperlink>
+      <w:r>
+        <w:rPr>
+          <w:b w:val="0"/>
+          <w:sz w:val="21"/>
+        </w:rPr>
+        <w:t>: scoping review on health emergencies and disability, and analysis of disability inclusion in national health and disability policies.</w:t>
       </w:r>
     </w:p>
     <w:p>
@@ -440,7 +457,7 @@
           <w:color w:val="1F2937"/>
           <w:sz w:val="21"/>
         </w:rPr>
-        <w:t>Consultant — World Bank / Government of Tamil Nadu (TN RIGHTS Project)</w:t>
+        <w:t>Consultant</w:t>
       </w:r>
     </w:p>
     <w:p>
@@ -454,7 +471,7 @@
           <w:color w:val="4B5563"/>
           <w:sz w:val="18"/>
         </w:rPr>
-        <w:t>Project consultancy 2021 to 2022; State Disability Policy drafting committee 2026 to present</w:t>
+        <w:t>World Bank / Government of Tamil Nadu (TN RIGHTS Project)  ·  Project consultancy 2021 to 2022; State Disability Policy drafting committee 2026 to present</w:t>
       </w:r>
     </w:p>
     <w:p>
@@ -506,7 +523,7 @@
           <w:color w:val="1F2937"/>
           <w:sz w:val="21"/>
         </w:rPr>
-        <w:t>Consultant — UN OHCHR (mandate of the UN Special Rapporteur)</w:t>
+        <w:t>Consultant</w:t>
       </w:r>
     </w:p>
     <w:p>
@@ -520,7 +537,7 @@
           <w:color w:val="4B5563"/>
           <w:sz w:val="18"/>
         </w:rPr>
-        <w:t>May to Jun 2022</w:t>
+        <w:t>UN OHCHR (mandate of the UN Special Rapporteur)  ·  May to Jun 2022</w:t>
       </w:r>
     </w:p>
     <w:p>
@@ -553,7 +570,7 @@
           <w:color w:val="1F2937"/>
           <w:sz w:val="21"/>
         </w:rPr>
-        <w:t>State Disability Consultant — Govt of Bihar (JEEVIKA / State Rural Livelihoods Mission), Govt of Odisha (OLM), Sightsavers India</w:t>
+        <w:t>State Disability Consultant</w:t>
       </w:r>
     </w:p>
     <w:p>
@@ -567,7 +584,7 @@
           <w:color w:val="4B5563"/>
           <w:sz w:val="18"/>
         </w:rPr>
-        <w:t>2016 to 2021</w:t>
+        <w:t>Govt of Bihar (JEEVIKA / State Rural Livelihoods Mission), Govt of Odisha (OLM), Sightsavers India  ·  2016 to 2021</w:t>
       </w:r>
     </w:p>
     <w:p>
@@ -619,7 +636,7 @@
           <w:color w:val="1F2937"/>
           <w:sz w:val="21"/>
         </w:rPr>
-        <w:t>Research roles — SDRS New Delhi (Research Fellow); International Disability Alliance, Geneva (Research Intern); VSO India</w:t>
+        <w:t>Research roles</w:t>
       </w:r>
     </w:p>
     <w:p>
@@ -633,7 +650,7 @@
           <w:color w:val="4B5563"/>
           <w:sz w:val="18"/>
         </w:rPr>
-        <w:t>2013 to 2017</w:t>
+        <w:t>SDRS New Delhi (Research Fellow); International Disability Alliance, Geneva (Research Intern); VSO India  ·  2013 to 2017</w:t>
       </w:r>
     </w:p>
     <w:p>
@@ -745,7 +762,24 @@
           <w:b w:val="0"/>
           <w:sz w:val="21"/>
         </w:rPr>
-        <w:t>Contributed to the WHO Global Report on Health Equity for Persons with Disabilities (2022).</w:t>
+        <w:t xml:space="preserve">Named contributor, </w:t>
+      </w:r>
+      <w:hyperlink r:id="rId9">
+        <w:r>
+          <w:rPr>
+            <w:color w:val="1E40AF"/>
+            <w:u w:val="single"/>
+            <w:sz w:val="21"/>
+          </w:rPr>
+          <w:t xml:space="preserve">WHO Global Report on Health Equity for Persons with Disabilities (2022)</w:t>
+        </w:r>
+      </w:hyperlink>
+      <w:r>
+        <w:rPr>
+          <w:b w:val="0"/>
+          <w:sz w:val="21"/>
+        </w:rPr>
+        <w:t>.</w:t>
       </w:r>
     </w:p>
     <w:p>
@@ -783,7 +817,24 @@
           <w:b w:val="0"/>
           <w:sz w:val="21"/>
         </w:rPr>
-        <w:t>Developed and maintains a documentation and capacity-building web portal for practitioners and advocates (disability-rights-repository.org).</w:t>
+        <w:t>Developed and maintains a documentation and capacity-building web portal for practitioners and advocates (</w:t>
+      </w:r>
+      <w:hyperlink r:id="rId10">
+        <w:r>
+          <w:rPr>
+            <w:color w:val="1E40AF"/>
+            <w:u w:val="single"/>
+            <w:sz w:val="21"/>
+          </w:rPr>
+          <w:t xml:space="preserve">disability-rights-repository.org</w:t>
+        </w:r>
+      </w:hyperlink>
+      <w:r>
+        <w:rPr>
+          <w:b w:val="0"/>
+          <w:sz w:val="21"/>
+        </w:rPr>
+        <w:t>).</w:t>
       </w:r>
     </w:p>
     <w:p>
@@ -1007,7 +1058,24 @@
           <w:b w:val="0"/>
           <w:sz w:val="21"/>
         </w:rPr>
-        <w:t>“Enabling Policies”, Yojana Development Journal, Government of India (Publications Division), December 2020.</w:t>
+        <w:t>“</w:t>
+      </w:r>
+      <w:hyperlink r:id="rId11">
+        <w:r>
+          <w:rPr>
+            <w:color w:val="1E40AF"/>
+            <w:u w:val="single"/>
+            <w:sz w:val="21"/>
+          </w:rPr>
+          <w:t xml:space="preserve">Enabling Policies</w:t>
+        </w:r>
+      </w:hyperlink>
+      <w:r>
+        <w:rPr>
+          <w:b w:val="0"/>
+          <w:sz w:val="21"/>
+        </w:rPr>
+        <w:t>”, Yojana Development Journal, Government of India (Publications Division), December 2020.</w:t>
       </w:r>
     </w:p>
     <w:p>
@@ -1026,7 +1094,24 @@
           <w:b w:val="0"/>
           <w:sz w:val="21"/>
         </w:rPr>
-        <w:t>Friedner, M., Ghosh, N., and Palaniappan, D., “‘Cross-Disability’ in India? On the Limits of Disability as a Category”, South Asia Multidisciplinary Academic Journal.</w:t>
+        <w:t>Friedner, M., Ghosh, N., and Palaniappan, D., “</w:t>
+      </w:r>
+      <w:hyperlink r:id="rId12">
+        <w:r>
+          <w:rPr>
+            <w:color w:val="1E40AF"/>
+            <w:u w:val="single"/>
+            <w:sz w:val="21"/>
+          </w:rPr>
+          <w:t xml:space="preserve">‘Cross-Disability’ in India? On the Limits of Disability as a Category</w:t>
+        </w:r>
+      </w:hyperlink>
+      <w:r>
+        <w:rPr>
+          <w:b w:val="0"/>
+          <w:sz w:val="21"/>
+        </w:rPr>
+        <w:t>”, South Asia Multidisciplinary Academic Journal.</w:t>
       </w:r>
     </w:p>
     <w:p>
@@ -1045,7 +1130,24 @@
           <w:b w:val="0"/>
           <w:sz w:val="21"/>
         </w:rPr>
-        <w:t>Palaniappan, D., and Rodrigues, V., “Disability within the Rawlsian Framework of Justice”, in A. Ghai (Ed.), Disability in South Asia: Knowledge and Experience, Sage Publications, 2018.</w:t>
+        <w:t xml:space="preserve">Palaniappan, D., and Rodrigues, V., “Disability within the Rawlsian Framework of Justice”, in A. Ghai (Ed.), </w:t>
+      </w:r>
+      <w:hyperlink r:id="rId13">
+        <w:r>
+          <w:rPr>
+            <w:color w:val="1E40AF"/>
+            <w:u w:val="single"/>
+            <w:sz w:val="21"/>
+          </w:rPr>
+          <w:t xml:space="preserve">Disability in South Asia: Knowledge and Experience</w:t>
+        </w:r>
+      </w:hyperlink>
+      <w:r>
+        <w:rPr>
+          <w:b w:val="0"/>
+          <w:sz w:val="21"/>
+        </w:rPr>
+        <w:t>, Sage Publications, 2018.</w:t>
       </w:r>
     </w:p>
     <w:p>
@@ -1083,7 +1185,24 @@
           <w:b w:val="0"/>
           <w:sz w:val="21"/>
         </w:rPr>
-        <w:t>“Inner Marginalities and Sub-Group Politicization within the Disability Movement”, Cafe Dissensus, August 2016.</w:t>
+        <w:t>“</w:t>
+      </w:r>
+      <w:hyperlink r:id="rId14">
+        <w:r>
+          <w:rPr>
+            <w:color w:val="1E40AF"/>
+            <w:u w:val="single"/>
+            <w:sz w:val="21"/>
+          </w:rPr>
+          <w:t xml:space="preserve">Inner Marginalities and Sub-Group Politicization within the Disability Movement</w:t>
+        </w:r>
+      </w:hyperlink>
+      <w:r>
+        <w:rPr>
+          <w:b w:val="0"/>
+          <w:sz w:val="21"/>
+        </w:rPr>
+        <w:t>”, Cafe Dissensus, August 2016.</w:t>
       </w:r>
     </w:p>
     <w:p>

--- a/Deepa_Palaniappan_CV_2026.docx
+++ b/Deepa_Palaniappan_CV_2026.docx
@@ -74,7 +74,7 @@
           <w:i w:val="0"/>
           <w:sz w:val="21"/>
         </w:rPr>
-        <w:t>Disability inclusion, accessibility and policy professional with over a decade of experience across government, United Nations and World Bank systems, academia and grassroots practice. Assistant Professor at Azim Premji University; consultant to the WHO Disability Unit, Geneva (two assignments) and the World Bank; and State Disability Consultant to the Governments of Bihar, Odisha and Tamil Nadu. Work spans policy drafting and analysis, research and documentation, curriculum and training-material development, and capacity building of government officers and institutional cadres. IAAP-certified accessibility professional (CPACC) with applied expertise in assistive technology, document accessibility and built-environment accessibility.</w:t>
+        <w:t>Disability inclusion, accessibility and policy professional with over a decade of experience across government, United Nations and World Bank systems, academia and grassroots practice. Named contributor to the WHO Global Report on Health Equity for Persons with Disabilities (2022). Developed the Bihar State Disability Inclusion Guideline, in implementation since 2020, and is currently one of two members of the committee drafting the Tamil Nadu State Disability Policy. Assistant Professor at Azim Premji University, and consultant to the WHO Disability Unit, Geneva (two assignments) and the World Bank. IAAP-certified accessibility professional (CPACC) with applied expertise in assistive technology, document accessibility and built-environment accessibility, and founder of the Disability Rights Repository and EquitableDocs initiatives.</w:t>
       </w:r>
     </w:p>
     <w:p>
@@ -217,13 +217,13 @@
         <w:rPr>
           <w:sz w:val="21"/>
         </w:rPr>
-        <w:t>•  Disability-inclusive development and mainstreaming</w:t>
+        <w:t>•  Disability policy: drafting, analysis and review</w:t>
       </w:r>
       <w:r>
         <w:rPr>
           <w:sz w:val="21"/>
         </w:rPr>
-        <w:t xml:space="preserve">      •  Disability policy drafting, analysis and review</w:t>
+        <w:t xml:space="preserve">      •  Disability-inclusive development and mainstreaming</w:t>
       </w:r>
     </w:p>
     <w:p>
@@ -235,7 +235,7 @@
         <w:rPr>
           <w:sz w:val="21"/>
         </w:rPr>
-        <w:t>•  Accessibility: digital, document and built environment</w:t>
+        <w:t>•  Accessibility: digital, document and built-environment</w:t>
       </w:r>
       <w:r>
         <w:rPr>
@@ -278,6 +278,127 @@
           <w:sz w:val="21"/>
         </w:rPr>
         <w:t xml:space="preserve">      •  Multi-stakeholder and inter-governmental coordination</w:t>
+      </w:r>
+    </w:p>
+    <w:p>
+      <w:pPr>
+        <w:spacing w:after="40" w:before="0" w:line="264" w:lineRule="auto"/>
+        <w:ind w:left="230" w:hanging="230"/>
+      </w:pPr>
+      <w:r>
+        <w:rPr>
+          <w:sz w:val="21"/>
+        </w:rPr>
+        <w:t>•  Large public-events accessibility planning and implementation</w:t>
+      </w:r>
+      <w:r>
+        <w:rPr>
+          <w:sz w:val="21"/>
+        </w:rPr>
+        <w:t xml:space="preserve">      •  Disability data, informatics and standards (Bureau of Indian Standards)</w:t>
+      </w:r>
+    </w:p>
+    <w:p>
+      <w:pPr>
+        <w:spacing w:after="60" w:before="180" w:line="264" w:lineRule="auto"/>
+        <w:pBdr>
+          <w:bottom w:val="single" w:sz="6" w:space="1" w:color="1F2937"/>
+        </w:pBdr>
+      </w:pPr>
+      <w:r>
+        <w:rPr>
+          <w:b/>
+          <w:i w:val="0"/>
+          <w:color w:val="1F2937"/>
+          <w:sz w:val="22"/>
+        </w:rPr>
+        <w:t>INITIATIVES</w:t>
+      </w:r>
+    </w:p>
+    <w:p>
+      <w:pPr>
+        <w:spacing w:after="40" w:before="0" w:line="264" w:lineRule="auto"/>
+        <w:ind w:left="230" w:hanging="230"/>
+      </w:pPr>
+      <w:r>
+        <w:rPr>
+          <w:sz w:val="21"/>
+        </w:rPr>
+        <w:t xml:space="preserve">•  </w:t>
+      </w:r>
+      <w:r>
+        <w:rPr>
+          <w:b/>
+          <w:sz w:val="21"/>
+        </w:rPr>
+        <w:t>Disability Rights Repository.</w:t>
+      </w:r>
+      <w:r>
+        <w:rPr>
+          <w:b w:val="0"/>
+          <w:sz w:val="21"/>
+        </w:rPr>
+        <w:t xml:space="preserve"> </w:t>
+      </w:r>
+      <w:hyperlink r:id="rId9">
+        <w:r>
+          <w:rPr>
+            <w:color w:val="1E40AF"/>
+            <w:u w:val="single"/>
+            <w:sz w:val="21"/>
+          </w:rPr>
+          <w:t xml:space="preserve">disability-rights-repository.org</w:t>
+        </w:r>
+      </w:hyperlink>
+      <w:r>
+        <w:rPr>
+          <w:b w:val="0"/>
+          <w:sz w:val="21"/>
+        </w:rPr>
+        <w:t>. Developed and maintains a web portal that builds the documentation capabilities of organisations of persons with disabilities, OPD leaders and patient advocates, and creates visibility for community-based grassroots practitioners.</w:t>
+      </w:r>
+    </w:p>
+    <w:p>
+      <w:pPr>
+        <w:spacing w:after="40" w:before="0" w:line="264" w:lineRule="auto"/>
+        <w:ind w:left="230" w:hanging="230"/>
+      </w:pPr>
+      <w:r>
+        <w:rPr>
+          <w:sz w:val="21"/>
+        </w:rPr>
+        <w:t xml:space="preserve">•  </w:t>
+      </w:r>
+      <w:r>
+        <w:rPr>
+          <w:b/>
+          <w:sz w:val="21"/>
+        </w:rPr>
+        <w:t>EquitableDocs.</w:t>
+      </w:r>
+      <w:r>
+        <w:rPr>
+          <w:b w:val="0"/>
+          <w:sz w:val="21"/>
+        </w:rPr>
+        <w:t xml:space="preserve"> </w:t>
+      </w:r>
+      <w:hyperlink r:id="rId10">
+        <w:r>
+          <w:rPr>
+            <w:color w:val="1E40AF"/>
+            <w:u w:val="single"/>
+            <w:sz w:val="21"/>
+          </w:rPr>
+          <w:t xml:space="preserve">equitabledocs.org</w:t>
+        </w:r>
+      </w:hyperlink>
+      <w:r>
+        <w:rPr>
+          <w:b w:val="0"/>
+          <w:sz w:val="21"/>
+        </w:rPr>
+        <w:t>. Founder of a document equity initiative providing accessible-document remediation for students at no cost and capacity-building partnerships for universities, with a Global South focus.</w:t>
       </w:r>
     </w:p>
     <w:p>
@@ -409,7 +530,7 @@
         </w:rPr>
         <w:t xml:space="preserve">Named contributor to the </w:t>
       </w:r>
-      <w:hyperlink r:id="rId9">
+      <w:hyperlink r:id="rId11">
         <w:r>
           <w:rPr>
             <w:color w:val="1E40AF"/>
@@ -764,7 +885,7 @@
         </w:rPr>
         <w:t xml:space="preserve">Named contributor, </w:t>
       </w:r>
-      <w:hyperlink r:id="rId9">
+      <w:hyperlink r:id="rId11">
         <w:r>
           <w:rPr>
             <w:color w:val="1E40AF"/>
@@ -799,42 +920,6 @@
           <w:sz w:val="21"/>
         </w:rPr>
         <w:t>Drafted a CBR policy and implementation inputs for the World Bank TN RIGHTS project; member of the committee drafting the Tamil Nadu State Disability Policy (2026).</w:t>
-      </w:r>
-    </w:p>
-    <w:p>
-      <w:pPr>
-        <w:spacing w:after="40" w:before="0" w:line="264" w:lineRule="auto"/>
-        <w:ind w:left="230" w:hanging="230"/>
-      </w:pPr>
-      <w:r>
-        <w:rPr>
-          <w:sz w:val="21"/>
-        </w:rPr>
-        <w:t xml:space="preserve">•  </w:t>
-      </w:r>
-      <w:r>
-        <w:rPr>
-          <w:b w:val="0"/>
-          <w:sz w:val="21"/>
-        </w:rPr>
-        <w:t>Developed and maintains a documentation and capacity-building web portal for practitioners and advocates (</w:t>
-      </w:r>
-      <w:hyperlink r:id="rId10">
-        <w:r>
-          <w:rPr>
-            <w:color w:val="1E40AF"/>
-            <w:u w:val="single"/>
-            <w:sz w:val="21"/>
-          </w:rPr>
-          <w:t xml:space="preserve">disability-rights-repository.org</w:t>
-        </w:r>
-      </w:hyperlink>
-      <w:r>
-        <w:rPr>
-          <w:b w:val="0"/>
-          <w:sz w:val="21"/>
-        </w:rPr>
-        <w:t>).</w:t>
       </w:r>
     </w:p>
     <w:p>
@@ -1060,7 +1145,7 @@
         </w:rPr>
         <w:t>“</w:t>
       </w:r>
-      <w:hyperlink r:id="rId11">
+      <w:hyperlink r:id="rId12">
         <w:r>
           <w:rPr>
             <w:color w:val="1E40AF"/>
@@ -1096,7 +1181,7 @@
         </w:rPr>
         <w:t>Friedner, M., Ghosh, N., and Palaniappan, D., “</w:t>
       </w:r>
-      <w:hyperlink r:id="rId12">
+      <w:hyperlink r:id="rId13">
         <w:r>
           <w:rPr>
             <w:color w:val="1E40AF"/>
@@ -1132,7 +1217,7 @@
         </w:rPr>
         <w:t xml:space="preserve">Palaniappan, D., and Rodrigues, V., “Disability within the Rawlsian Framework of Justice”, in A. Ghai (Ed.), </w:t>
       </w:r>
-      <w:hyperlink r:id="rId13">
+      <w:hyperlink r:id="rId14">
         <w:r>
           <w:rPr>
             <w:color w:val="1E40AF"/>
@@ -1187,7 +1272,7 @@
         </w:rPr>
         <w:t>“</w:t>
       </w:r>
-      <w:hyperlink r:id="rId14">
+      <w:hyperlink r:id="rId15">
         <w:r>
           <w:rPr>
             <w:color w:val="1E40AF"/>
